--- a/docs/legal/anssi/GhostPass-dossier-technique.docx
+++ b/docs/legal/anssi/GhostPass-dossier-technique.docx
@@ -7,7 +7,7 @@
         <w:pStyle w:val="Title"/>
       </w:pPr>
       <w:r>
-        <w:t xml:space="preserve">GhostPass — dossier technique</w:t>
+        <w:t xml:space="preserve">GhostPass — documentation technique</w:t>
       </w:r>
     </w:p>
     <w:p>
@@ -18,7 +18,7 @@
         <w:t xml:space="preserve">StackOps</w:t>
       </w:r>
     </w:p>
-    <w:bookmarkStart w:id="18" w:name="Xdcd5eb8d7017d927c81654ceebf486b528dbf91"/>
+    <w:bookmarkStart w:id="16" w:name="Xdcd5eb8d7017d927c81654ceebf486b528dbf91"/>
     <w:p>
       <w:pPr>
         <w:pStyle w:val="Heading1"/>
@@ -51,13 +51,13 @@
         <w:t xml:space="preserve">auprès de l’ANSSI.</w:t>
       </w:r>
     </w:p>
-    <w:bookmarkStart w:id="9" w:name="X83146e43411155ab48fada60b9e65d1dce3e33b"/>
+    <w:bookmarkStart w:id="9" w:name="objet"/>
     <w:p>
       <w:pPr>
         <w:pStyle w:val="Heading2"/>
       </w:pPr>
       <w:r>
-        <w:t xml:space="preserve">Avertissement sur ce que ce document est, et n’est pas</w:t>
+        <w:t xml:space="preserve">1. Objet</w:t>
       </w:r>
     </w:p>
     <w:p>
@@ -65,7 +65,7 @@
         <w:pStyle w:val="FirstParagraph"/>
       </w:pPr>
       <w:r>
-        <w:t xml:space="preserve">Il décrit</w:t>
+        <w:t xml:space="preserve">GhostPass est un gestionnaire de mots de passe</w:t>
       </w:r>
       <w:r>
         <w:t xml:space="preserve"> </w:t>
@@ -75,16 +75,25 @@
           <w:b/>
           <w:bCs/>
         </w:rPr>
-        <w:t xml:space="preserve">ce que le code fait</w:t>
-      </w:r>
-      <w:r>
-        <w:t xml:space="preserve">, relevé dans le dépôt, avec les versions et les</w:t>
-      </w:r>
-      <w:r>
-        <w:t xml:space="preserve"> </w:t>
-      </w:r>
-      <w:r>
-        <w:t xml:space="preserve">paramètres exacts. Chaque affirmation ci-dessous est vérifiable dans les fichiers cités.</w:t>
+        <w:t xml:space="preserve">à connaissance nulle</w:t>
+      </w:r>
+      <w:r>
+        <w:t xml:space="preserve"> </w:t>
+      </w:r>
+      <w:r>
+        <w:t xml:space="preserve">: le serveur ne</w:t>
+      </w:r>
+      <w:r>
+        <w:t xml:space="preserve"> </w:t>
+      </w:r>
+      <w:r>
+        <w:t xml:space="preserve">détient à aucun moment de quoi lire le contenu d’un coffre. Le chiffrement et le</w:t>
+      </w:r>
+      <w:r>
+        <w:t xml:space="preserve"> </w:t>
+      </w:r>
+      <w:r>
+        <w:t xml:space="preserve">déchiffrement ont lieu sur l’appareil de l’utilisateur.</w:t>
       </w:r>
     </w:p>
     <w:p>
@@ -92,7 +101,7 @@
         <w:pStyle w:val="BodyText"/>
       </w:pPr>
       <w:r>
-        <w:t xml:space="preserve">Il ne prétend</w:t>
+        <w:t xml:space="preserve">Il est distribué sous</w:t>
       </w:r>
       <w:r>
         <w:t xml:space="preserve"> </w:t>
@@ -102,79 +111,10 @@
           <w:b/>
           <w:bCs/>
         </w:rPr>
-        <w:t xml:space="preserve">pas</w:t>
-      </w:r>
-      <w:r>
-        <w:t xml:space="preserve"> </w:t>
-      </w:r>
-      <w:r>
-        <w:t xml:space="preserve">:</w:t>
-      </w:r>
-    </w:p>
-    <w:p>
-      <w:pPr>
-        <w:pStyle w:val="Compact"/>
-        <w:numPr>
-          <w:ilvl w:val="0"/>
-          <w:numId w:val="1001"/>
-        </w:numPr>
-      </w:pPr>
-      <w:r>
-        <w:t xml:space="preserve">épouser la structure du formulaire ANSSI en vigueur — les formulaires ont changé</w:t>
-      </w:r>
-      <w:r>
-        <w:t xml:space="preserve"> </w:t>
-      </w:r>
-      <w:r>
-        <w:t xml:space="preserve">plusieurs fois et ce document n’en est pas une transcription. Il faut le reporter sur le</w:t>
-      </w:r>
-      <w:r>
-        <w:t xml:space="preserve"> </w:t>
-      </w:r>
-      <w:r>
-        <w:t xml:space="preserve">formulaire courant, section par section ;</w:t>
-      </w:r>
-    </w:p>
-    <w:p>
-      <w:pPr>
-        <w:pStyle w:val="Compact"/>
-        <w:numPr>
-          <w:ilvl w:val="0"/>
-          <w:numId w:val="1001"/>
-        </w:numPr>
-      </w:pPr>
-      <w:r>
-        <w:t xml:space="preserve">trancher la qualification juridique. Que GhostPass assure une fonction de confidentialité</w:t>
-      </w:r>
-      <w:r>
-        <w:t xml:space="preserve"> </w:t>
-      </w:r>
-      <w:r>
-        <w:t xml:space="preserve">ne fait guère de doute — c’est la fonction du produit, pas un accessoire — mais le régime</w:t>
-      </w:r>
-      <w:r>
-        <w:t xml:space="preserve"> </w:t>
-      </w:r>
-      <w:r>
-        <w:t xml:space="preserve">applicable, les exemptions éventuelles et l’articulation entre fourniture et transfert</w:t>
-      </w:r>
-      <w:r>
-        <w:t xml:space="preserve"> </w:t>
-      </w:r>
-      <w:r>
-        <w:t xml:space="preserve">hors Union européenne sont des questions de droit ;</w:t>
-      </w:r>
-    </w:p>
-    <w:p>
-      <w:pPr>
-        <w:pStyle w:val="Compact"/>
-        <w:numPr>
-          <w:ilvl w:val="0"/>
-          <w:numId w:val="1001"/>
-        </w:numPr>
-      </w:pPr>
-      <w:r>
-        <w:t xml:space="preserve">couvrir l’export.</w:t>
+        <w:t xml:space="preserve">Elastic License 2.0</w:t>
+      </w:r>
+      <w:r>
+        <w:t xml:space="preserve">, et peut être</w:t>
       </w:r>
       <w:r>
         <w:t xml:space="preserve"> </w:t>
@@ -184,123 +124,37 @@
           <w:b/>
           <w:bCs/>
         </w:rPr>
-        <w:t xml:space="preserve">Fournir n’est pas exporter</w:t>
-      </w:r>
-      <w:r>
-        <w:t xml:space="preserve">, et la distribution par l’App Store</w:t>
-      </w:r>
-      <w:r>
-        <w:t xml:space="preserve"> </w:t>
-      </w:r>
-      <w:r>
-        <w:t xml:space="preserve">atteint le monde entier. Cette question est distincte et doit être posée avec.</w:t>
+        <w:t xml:space="preserve">auto-hébergé</w:t>
+      </w:r>
+      <w:r>
+        <w:t xml:space="preserve"> </w:t>
+      </w:r>
+      <w:r>
+        <w:t xml:space="preserve">: l’éditeur</w:t>
+      </w:r>
+      <w:r>
+        <w:t xml:space="preserve"> </w:t>
+      </w:r>
+      <w:r>
+        <w:t xml:space="preserve">n’est pas un passage obligé.</w:t>
+      </w:r>
+    </w:p>
+    <w:p>
+      <w:pPr>
+        <w:pStyle w:val="BodyText"/>
+      </w:pPr>
+      <w:r>
+        <w:t xml:space="preserve">Formes de mise à disposition : application iOS (App Store), application Android,</w:t>
+      </w:r>
+      <w:r>
+        <w:t xml:space="preserve"> </w:t>
+      </w:r>
+      <w:r>
+        <w:t xml:space="preserve">application web, et serveur auto-hébergeable.</w:t>
       </w:r>
     </w:p>
     <w:bookmarkEnd w:id="9"/>
-    <w:bookmarkStart w:id="10" w:name="objet"/>
-    <w:p>
-      <w:pPr>
-        <w:pStyle w:val="Heading2"/>
-      </w:pPr>
-      <w:r>
-        <w:t xml:space="preserve">1. Objet</w:t>
-      </w:r>
-    </w:p>
-    <w:p>
-      <w:pPr>
-        <w:pStyle w:val="FirstParagraph"/>
-      </w:pPr>
-      <w:r>
-        <w:t xml:space="preserve">GhostPass est un gestionnaire de mots de passe</w:t>
-      </w:r>
-      <w:r>
-        <w:t xml:space="preserve"> </w:t>
-      </w:r>
-      <w:r>
-        <w:rPr>
-          <w:b/>
-          <w:bCs/>
-        </w:rPr>
-        <w:t xml:space="preserve">à connaissance nulle</w:t>
-      </w:r>
-      <w:r>
-        <w:t xml:space="preserve"> </w:t>
-      </w:r>
-      <w:r>
-        <w:t xml:space="preserve">: le serveur ne</w:t>
-      </w:r>
-      <w:r>
-        <w:t xml:space="preserve"> </w:t>
-      </w:r>
-      <w:r>
-        <w:t xml:space="preserve">détient à aucun moment de quoi lire le contenu d’un coffre. Le chiffrement et le</w:t>
-      </w:r>
-      <w:r>
-        <w:t xml:space="preserve"> </w:t>
-      </w:r>
-      <w:r>
-        <w:t xml:space="preserve">déchiffrement ont lieu sur l’appareil de l’utilisateur.</w:t>
-      </w:r>
-    </w:p>
-    <w:p>
-      <w:pPr>
-        <w:pStyle w:val="BodyText"/>
-      </w:pPr>
-      <w:r>
-        <w:t xml:space="preserve">Il est distribué sous</w:t>
-      </w:r>
-      <w:r>
-        <w:t xml:space="preserve"> </w:t>
-      </w:r>
-      <w:r>
-        <w:rPr>
-          <w:b/>
-          <w:bCs/>
-        </w:rPr>
-        <w:t xml:space="preserve">Elastic License 2.0</w:t>
-      </w:r>
-      <w:r>
-        <w:t xml:space="preserve">, et peut être</w:t>
-      </w:r>
-      <w:r>
-        <w:t xml:space="preserve"> </w:t>
-      </w:r>
-      <w:r>
-        <w:rPr>
-          <w:b/>
-          <w:bCs/>
-        </w:rPr>
-        <w:t xml:space="preserve">auto-hébergé</w:t>
-      </w:r>
-      <w:r>
-        <w:t xml:space="preserve"> </w:t>
-      </w:r>
-      <w:r>
-        <w:t xml:space="preserve">: l’éditeur</w:t>
-      </w:r>
-      <w:r>
-        <w:t xml:space="preserve"> </w:t>
-      </w:r>
-      <w:r>
-        <w:t xml:space="preserve">n’est pas un passage obligé.</w:t>
-      </w:r>
-    </w:p>
-    <w:p>
-      <w:pPr>
-        <w:pStyle w:val="BodyText"/>
-      </w:pPr>
-      <w:r>
-        <w:t xml:space="preserve">Formes de mise à disposition : application iOS (App Store), application Android,</w:t>
-      </w:r>
-      <w:r>
-        <w:t xml:space="preserve"> </w:t>
-      </w:r>
-      <w:r>
-        <w:t xml:space="preserve">application web, et serveur auto-hébergeable.</w:t>
-      </w:r>
-    </w:p>
-    <w:bookmarkEnd w:id="10"/>
-    <w:bookmarkStart w:id="12" w:name="X6fad307a5f508f0fddaec8add228866ddd51b02"/>
+    <w:bookmarkStart w:id="11" w:name="X6fad307a5f508f0fddaec8add228866ddd51b02"/>
     <w:p>
       <w:pPr>
         <w:pStyle w:val="Heading2"/>
@@ -982,7 +836,7 @@
         <w:t xml:space="preserve">attaquable hors ligne.</w:t>
       </w:r>
     </w:p>
-    <w:bookmarkStart w:id="11" w:name="bibliothèques-tierces"/>
+    <w:bookmarkStart w:id="10" w:name="bibliothèques-tierces"/>
     <w:p>
       <w:pPr>
         <w:pStyle w:val="Heading3"/>
@@ -1135,9 +989,9 @@
         <w:t xml:space="preserve">.</w:t>
       </w:r>
     </w:p>
+    <w:bookmarkEnd w:id="10"/>
     <w:bookmarkEnd w:id="11"/>
-    <w:bookmarkEnd w:id="12"/>
-    <w:bookmarkStart w:id="13" w:name="gestion-des-clés"/>
+    <w:bookmarkStart w:id="12" w:name="gestion-des-clés"/>
     <w:p>
       <w:pPr>
         <w:pStyle w:val="Heading2"/>
@@ -1165,7 +1019,7 @@
         <w:pStyle w:val="Compact"/>
         <w:numPr>
           <w:ilvl w:val="0"/>
-          <w:numId w:val="1002"/>
+          <w:numId w:val="1001"/>
         </w:numPr>
       </w:pPr>
       <w:r>
@@ -1220,7 +1074,7 @@
         <w:pStyle w:val="Compact"/>
         <w:numPr>
           <w:ilvl w:val="0"/>
-          <w:numId w:val="1002"/>
+          <w:numId w:val="1001"/>
         </w:numPr>
       </w:pPr>
       <w:r>
@@ -1389,8 +1243,8 @@
         <w:t xml:space="preserve">).</w:t>
       </w:r>
     </w:p>
-    <w:bookmarkEnd w:id="13"/>
-    <w:bookmarkStart w:id="14" w:name="X5bf84e6a5f232fc6e07793e2733c1c44d42fece"/>
+    <w:bookmarkEnd w:id="12"/>
+    <w:bookmarkStart w:id="13" w:name="X5bf84e6a5f232fc6e07793e2733c1c44d42fece"/>
     <w:p>
       <w:pPr>
         <w:pStyle w:val="Heading2"/>
@@ -1573,8 +1427,8 @@
         <w:t xml:space="preserve">« aucune donnée collectée ».</w:t>
       </w:r>
     </w:p>
-    <w:bookmarkEnd w:id="14"/>
-    <w:bookmarkStart w:id="15" w:name="transport"/>
+    <w:bookmarkEnd w:id="13"/>
+    <w:bookmarkStart w:id="14" w:name="transport"/>
     <w:p>
       <w:pPr>
         <w:pStyle w:val="Heading2"/>
@@ -1619,8 +1473,8 @@
         <w:t xml:space="preserve">serveur compromis, ce que TLS ne fait pas.</w:t>
       </w:r>
     </w:p>
-    <w:bookmarkEnd w:id="15"/>
-    <w:bookmarkStart w:id="16" w:name="interopérabilité"/>
+    <w:bookmarkEnd w:id="14"/>
+    <w:bookmarkStart w:id="15" w:name="interopérabilité"/>
     <w:p>
       <w:pPr>
         <w:pStyle w:val="Heading2"/>
@@ -1683,114 +1537,8 @@
         <w:t xml:space="preserve">s’ouvre dans un navigateur, et WebCrypto ne fournit pas XChaCha20.</w:t>
       </w:r>
     </w:p>
+    <w:bookmarkEnd w:id="15"/>
     <w:bookmarkEnd w:id="16"/>
-    <w:bookmarkStart w:id="17" w:name="à-compléter-avant-dépôt"/>
-    <w:p>
-      <w:pPr>
-        <w:pStyle w:val="Heading2"/>
-      </w:pPr>
-      <w:r>
-        <w:t xml:space="preserve">7. À compléter avant dépôt</w:t>
-      </w:r>
-    </w:p>
-    <w:p>
-      <w:pPr>
-        <w:pStyle w:val="FirstParagraph"/>
-      </w:pPr>
-      <w:r>
-        <w:t xml:space="preserve">Éléments qui ne se tirent pas du code et relèvent de l’éditeur :</w:t>
-      </w:r>
-    </w:p>
-    <w:p>
-      <w:pPr>
-        <w:pStyle w:val="Compact"/>
-        <w:numPr>
-          <w:ilvl w:val="0"/>
-          <w:numId w:val="1003"/>
-        </w:numPr>
-      </w:pPr>
-      <w:r>
-        <w:t xml:space="preserve">Identification du déclarant : StackOps, entreprise individuelle de Kevin Allioli, siège à</w:t>
-      </w:r>
-      <w:r>
-        <w:t xml:space="preserve"> </w:t>
-      </w:r>
-      <w:r>
-        <w:t xml:space="preserve">Saint-Julien-en-Genevois (Haute-Savoie).</w:t>
-      </w:r>
-    </w:p>
-    <w:p>
-      <w:pPr>
-        <w:pStyle w:val="Compact"/>
-        <w:numPr>
-          <w:ilvl w:val="0"/>
-          <w:numId w:val="1003"/>
-        </w:numPr>
-      </w:pPr>
-      <w:r>
-        <w:t xml:space="preserve">Version exacte et date de la mise à disposition déclarée.</w:t>
-      </w:r>
-    </w:p>
-    <w:p>
-      <w:pPr>
-        <w:pStyle w:val="Compact"/>
-        <w:numPr>
-          <w:ilvl w:val="0"/>
-          <w:numId w:val="1003"/>
-        </w:numPr>
-      </w:pPr>
-      <w:r>
-        <w:t xml:space="preserve">Le régime applicable, les exemptions éventuelles, et la question du transfert hors Union</w:t>
-      </w:r>
-      <w:r>
-        <w:t xml:space="preserve"> </w:t>
-      </w:r>
-      <w:r>
-        <w:t xml:space="preserve">européenne.</w:t>
-      </w:r>
-    </w:p>
-    <w:p>
-      <w:pPr>
-        <w:pStyle w:val="Compact"/>
-        <w:numPr>
-          <w:ilvl w:val="0"/>
-          <w:numId w:val="1003"/>
-        </w:numPr>
-      </w:pPr>
-      <w:r>
-        <w:t xml:space="preserve">La cohérence avec la démarche américaine (BIS), qui porte sur d’autres critères et dont</w:t>
-      </w:r>
-      <w:r>
-        <w:t xml:space="preserve"> </w:t>
-      </w:r>
-      <w:r>
-        <w:t xml:space="preserve">l’issue dépend notamment de l’accessibilité publique du code source — accessibilité qui,</w:t>
-      </w:r>
-      <w:r>
-        <w:t xml:space="preserve"> </w:t>
-      </w:r>
-      <w:r>
-        <w:t xml:space="preserve">au 14 septembre 2026, n’est</w:t>
-      </w:r>
-      <w:r>
-        <w:t xml:space="preserve"> </w:t>
-      </w:r>
-      <w:r>
-        <w:rPr>
-          <w:b/>
-          <w:bCs/>
-        </w:rPr>
-        <w:t xml:space="preserve">pas</w:t>
-      </w:r>
-      <w:r>
-        <w:t xml:space="preserve"> </w:t>
-      </w:r>
-      <w:r>
-        <w:t xml:space="preserve">établie : le miroir public répond 404.</w:t>
-      </w:r>
-    </w:p>
-    <w:bookmarkEnd w:id="17"/>
-    <w:bookmarkEnd w:id="18"/>
     <w:sectPr>
       <w:footnotePr>
         <w:numRestart w:val="eachSect"/>
@@ -2008,12 +1756,6 @@
     <w:abstractNumId w:val="990"/>
   </w:num>
   <w:num w:numId="1001">
-    <w:abstractNumId w:val="991"/>
-  </w:num>
-  <w:num w:numId="1002">
-    <w:abstractNumId w:val="991"/>
-  </w:num>
-  <w:num w:numId="1003">
     <w:abstractNumId w:val="991"/>
   </w:num>
 </w:numbering>
